--- a/docs/Lessons/Lesson 13 - A Hit That Reacts/Handouts/Lesson_13_Handout_Godot.docx
+++ b/docs/Lessons/Lesson 13 - A Hit That Reacts/Handouts/Lesson_13_Handout_Godot.docx
@@ -214,6 +214,68 @@
     </w:p>
     <w:p>
       <w:pPr>
+        <w:spacing w:after="40" w:before="120"/>
+        <w:jc w:val="center"/>
+      </w:pPr>
+      <w:r>
+        <w:drawing>
+          <wp:inline distT="0" distB="0" distL="0" distR="0">
+            <wp:extent cx="4937760" cy="4078224"/>
+            <wp:effectExtent t="0" r="0" b="0" l="0"/>
+            <wp:docPr id="1" name="" descr="" title=""/>
+            <wp:cNvGraphicFramePr>
+              <a:graphicFrameLocks xmlns:a="http://schemas.openxmlformats.org/drawingml/2006/main" noChangeAspect="1"/>
+            </wp:cNvGraphicFramePr>
+            <a:graphic xmlns:a="http://schemas.openxmlformats.org/drawingml/2006/main">
+              <a:graphicData uri="http://schemas.openxmlformats.org/drawingml/2006/picture">
+                <pic:pic xmlns:pic="http://schemas.openxmlformats.org/drawingml/2006/picture">
+                  <pic:nvPicPr>
+                    <pic:cNvPr id="0" name="" descr=""/>
+                    <pic:cNvPicPr>
+                      <a:picLocks noChangeAspect="1" noChangeArrowheads="1"/>
+                    </pic:cNvPicPr>
+                  </pic:nvPicPr>
+                  <pic:blipFill>
+                    <a:blip r:embed="rId10" cstate="none"/>
+                    <a:srcRect/>
+                    <a:stretch>
+                      <a:fillRect/>
+                    </a:stretch>
+                  </pic:blipFill>
+                  <pic:spPr bwMode="auto">
+                    <a:xfrm>
+                      <a:off x="0" y="0"/>
+                      <a:ext cx="4937760" cy="4078224"/>
+                    </a:xfrm>
+                    <a:prstGeom prst="rect">
+                      <a:avLst/>
+                    </a:prstGeom>
+                  </pic:spPr>
+                </pic:pic>
+              </a:graphicData>
+            </a:graphic>
+          </wp:inline>
+        </w:drawing>
+      </w:r>
+    </w:p>
+    <w:p>
+      <w:pPr>
+        <w:spacing w:after="160"/>
+        <w:jc w:val="center"/>
+      </w:pPr>
+      <w:r>
+        <w:rPr>
+          <w:i/>
+          <w:iCs/>
+          <w:color w:val="888888"/>
+          <w:sz w:val="16"/>
+          <w:szCs w:val="16"/>
+        </w:rPr>
+        <w:t xml:space="preserve">Everything in the top box happens the instant the hit is detected. Only the enemy's own removal - the very last step - waits for the pause to finish.</w:t>
+      </w:r>
+    </w:p>
+    <w:p>
+      <w:pPr>
         <w:pStyle w:val="ListParagraph"/>
         <w:numPr>
           <w:ilvl w:val="0"/>
@@ -248,7 +310,7 @@
         <w:spacing w:after="60"/>
       </w:pPr>
       <w:r>
-        <w:t xml:space="preserve">Swap the Enemy's texture to enemy_invader_white.png for the flash (code below), then await get_tree().create_timer(0.1).timeout to pause this function for a tenth of a second. A color tint (modulate) won't work here: modulate multiplies the sprite's existing color, and multiplying any color by white leaves it completely unchanged - a genuinely white sprite is the only way to get a visible white flash on colored source art, the same reason Lesson 2's Recolor swaps sprites instead of tinting them.</w:t>
+        <w:t xml:space="preserve">Swap the Enemy's texture to enemy_invader_white.png for the flash, then keep the existing destroyed.emit() call running immediately after that, unchanged - score/wave/win-check must happen at exactly the same instant as last week. Only THEN await get_tree().create_timer(0.1).timeout to pause this function for a tenth of a second, with queue_free() moved to after the await. A color tint (modulate) won't work here: modulate multiplies the sprite's existing color, and multiplying any color by white leaves it completely unchanged - a genuinely white sprite is the only way to get a visible white flash on colored source art, the same reason Lesson 2's Recolor swaps sprites instead of tinting them.</w:t>
       </w:r>
     </w:p>
     <w:p>
@@ -261,7 +323,7 @@
         <w:spacing w:after="60"/>
       </w:pPr>
       <w:r>
-        <w:t xml:space="preserve">AFTER the await, keep the existing destroyed.emit() and queue_free() calls exactly as they were - just one step later in the same function.</w:t>
+        <w:t xml:space="preserve">queue_free() is the only line that actually moves - it's the one thing that should wait.</w:t>
       </w:r>
     </w:p>
     <w:p>
@@ -409,7 +471,7 @@
           <w:sz w:val="20"/>
           <w:szCs w:val="20"/>
         </w:rPr>
-        <w:t xml:space="preserve">        await get_tree().create_timer(0.1).timeout</w:t>
+        <w:t xml:space="preserve">        destroyed.emit()</w:t>
       </w:r>
       <w:r>
         <w:br/>
@@ -421,7 +483,7 @@
           <w:sz w:val="20"/>
           <w:szCs w:val="20"/>
         </w:rPr>
-        <w:t xml:space="preserve">        destroyed.emit()</w:t>
+        <w:t xml:space="preserve">        await get_tree().create_timer(0.1).timeout</w:t>
       </w:r>
       <w:r>
         <w:br/>
@@ -479,7 +541,7 @@
         <w:spacing w:after="60"/>
       </w:pPr>
       <w:r>
-        <w:t xml:space="preserve">Confirm score, wave-clear, and win/lose all still happen at exactly the moments they did last week - await only delays this ONE function's remaining lines, nothing else in the game pauses.</w:t>
+        <w:t xml:space="preserve">Confirm score, wave-clear, and win/lose all still happen at exactly the moments they did last week - destroyed.emit() runs before the await, so GameManager hears about the hit immediately; only queue_free() is delayed.</w:t>
       </w:r>
     </w:p>
     <w:p>
@@ -560,7 +622,7 @@
         <w:spacing w:after="60"/>
       </w:pPr>
       <w:r>
-        <w:t xml:space="preserve">Enemy vanishes instantly, no flash visible: confirm await get_tree().create_timer(0.1).timeout was actually added, and that destroyed.emit()/queue_free() come AFTER it.</w:t>
+        <w:t xml:space="preserve">Enemy vanishes instantly, no flash visible: confirm await get_tree().create_timer(0.1).timeout was actually added, and that queue_free() comes AFTER it (destroyed.emit() should stay BEFORE the await, not move with it).</w:t>
       </w:r>
     </w:p>
     <w:p>

--- a/docs/Lessons/Lesson 13 - A Hit That Reacts/Handouts/Lesson_13_Handout_Godot.docx
+++ b/docs/Lessons/Lesson 13 - A Hit That Reacts/Handouts/Lesson_13_Handout_Godot.docx
@@ -163,7 +163,7 @@
         <w:spacing w:after="60"/>
       </w:pPr>
       <w:r>
-        <w:t xml:space="preserve">Create a new small scene, explosion.tscn: a Sprite2D (Texture = explosion_placeholder.png) with a Timer child node (Wait Time = 0.2, One Shot on).</w:t>
+        <w:t xml:space="preserve">Create a new scene with a Sprite2D as its ROOT node (not a Node2D/other wrapper with a Sprite2D nested underneath it - the Sprite2D itself must be the root). Name it Explosion, set its Texture to explosion_placeholder.png.</w:t>
       </w:r>
     </w:p>
     <w:p>
@@ -176,7 +176,20 @@
         <w:spacing w:after="60"/>
       </w:pPr>
       <w:r>
-        <w:t xml:space="preserve">On the explosion scene's own script, connect the Timer's timeout signal to a function that calls queue_free() - the explosion cleans itself up, with no help needed from the Enemy or main scene.</w:t>
+        <w:t xml:space="preserve">Add a Timer node as a DIRECT CHILD of that Sprite2D root. In the Inspector, set Wait Time = 0.2, turn One Shot on, AND turn Autostart on - without Autostart, the Timer never begins counting down on its own, and the explosion will sit on screen forever.</w:t>
+      </w:r>
+    </w:p>
+    <w:p>
+      <w:pPr>
+        <w:pStyle w:val="ListParagraph"/>
+        <w:numPr>
+          <w:ilvl w:val="0"/>
+          <w:numId w:val="2"/>
+        </w:numPr>
+        <w:spacing w:after="60"/>
+      </w:pPr>
+      <w:r>
+        <w:t xml:space="preserve">Attach a brand-new script to the Sprite2D root node - this is a separate script from enemy.gd; the explosion manages its own cleanup with zero help from the Enemy or main scene. In its _ready(), connect the Timer's timeout signal to a function that calls queue_free() (code below). Save the scene as explosion.tscn.</w:t>
       </w:r>
     </w:p>
     <w:p>
@@ -284,7 +297,7 @@
         <w:spacing w:after="60"/>
       </w:pPr>
       <w:r>
-        <w:t xml:space="preserve">On the Enemy scene's script, find the function that currently detects a bullet hit (from Lesson 4) - it likely calls queue_free() and emits a "destroyed" signal immediately.</w:t>
+        <w:t xml:space="preserve">On the Enemy scene's script, find _on_hitbox_area_entered() - by now (since Lesson 12 made Lesson 4's Level 3 sound mandatory) it already destroys the bullet, disables the Enemy's own Hitbox, plays the hit sound, hides the Enemy immediately, and awaits the sound's own finished signal before queue_free(). This lesson removes hide() entirely: the Enemy needs to stay VISIBLE now, so the new flash can actually be seen.</w:t>
       </w:r>
     </w:p>
     <w:p>
@@ -297,7 +310,7 @@
         <w:spacing w:after="60"/>
       </w:pPr>
       <w:r>
-        <w:t xml:space="preserve">Right after detecting the hit, instantiate explosion.tscn at global_position and add it to the scene (code below) - this happens immediately and independently, with zero effect on anything else.</w:t>
+        <w:t xml:space="preserve">Right after disabling the Hitbox and playing the hit sound, instantiate explosion.tscn at global_position and add it to the scene (code below) - this happens immediately and independently, right alongside the existing sound, with zero effect on anything else. The explosion scene's own script (from Setup) is what makes it clean itself up a moment later - enemy.gd only ever spawns it and never touches it again.</w:t>
       </w:r>
     </w:p>
     <w:p>
@@ -323,7 +336,7 @@
         <w:spacing w:after="60"/>
       </w:pPr>
       <w:r>
-        <w:t xml:space="preserve">queue_free() is the only line that actually moves - it's the one thing that should wait.</w:t>
+        <w:t xml:space="preserve">The old await $Hit.finished is replaced by this new await get_tree().create_timer(0.1).timeout - queue_free() still waits for something before it runs, it's just waiting on the flash timer now instead of the sound. $Hit.play() still runs immediately, so the hit sound still plays; just keep sfx_hit.wav short (around a tenth of a second or less), since a longer custom hit sound is no longer explicitly waited on and could get cut off.</w:t>
       </w:r>
     </w:p>
     <w:p>
@@ -347,173 +360,319 @@
       </w:pPr>
       <w:r>
         <w:rPr>
-          <w:rFonts w:ascii="Consolas" w:cs="Consolas" w:eastAsia="Consolas" w:hAnsi="Consolas"/>
-          <w:sz w:val="20"/>
-          <w:szCs w:val="20"/>
-        </w:rPr>
-        <w:t xml:space="preserve"># Enemy's hit-detection function (revised):</w:t>
-      </w:r>
-      <w:r>
-        <w:br/>
-        <w:t xml:space="preserve"/>
-      </w:r>
-      <w:r>
-        <w:rPr>
-          <w:rFonts w:ascii="Consolas" w:cs="Consolas" w:eastAsia="Consolas" w:hAnsi="Consolas"/>
-          <w:sz w:val="20"/>
-          <w:szCs w:val="20"/>
-        </w:rPr>
-        <w:t xml:space="preserve">const FLASH_TEXTURE = preload("res://enemy_invader_white.png")</w:t>
-      </w:r>
-      <w:r>
-        <w:br/>
-        <w:t xml:space="preserve"/>
-      </w:r>
-      <w:r>
-        <w:rPr>
-          <w:rFonts w:ascii="Consolas" w:cs="Consolas" w:eastAsia="Consolas" w:hAnsi="Consolas"/>
-          <w:sz w:val="20"/>
-          <w:szCs w:val="20"/>
-        </w:rPr>
-        <w:t xml:space="preserve"/>
-      </w:r>
-      <w:r>
-        <w:br/>
-        <w:t xml:space="preserve"/>
-      </w:r>
-      <w:r>
-        <w:rPr>
-          <w:rFonts w:ascii="Consolas" w:cs="Consolas" w:eastAsia="Consolas" w:hAnsi="Consolas"/>
-          <w:sz w:val="20"/>
-          <w:szCs w:val="20"/>
-        </w:rPr>
-        <w:t xml:space="preserve">func _on_area_entered(area):</w:t>
-      </w:r>
-      <w:r>
-        <w:br/>
-        <w:t xml:space="preserve"/>
-      </w:r>
-      <w:r>
-        <w:rPr>
-          <w:rFonts w:ascii="Consolas" w:cs="Consolas" w:eastAsia="Consolas" w:hAnsi="Consolas"/>
-          <w:sz w:val="20"/>
-          <w:szCs w:val="20"/>
-        </w:rPr>
-        <w:t xml:space="preserve">    if area.is_in_group("bullets"):</w:t>
-      </w:r>
-      <w:r>
-        <w:br/>
-        <w:t xml:space="preserve"/>
-      </w:r>
-      <w:r>
-        <w:rPr>
-          <w:rFonts w:ascii="Consolas" w:cs="Consolas" w:eastAsia="Consolas" w:hAnsi="Consolas"/>
-          <w:sz w:val="20"/>
-          <w:szCs w:val="20"/>
-        </w:rPr>
-        <w:t xml:space="preserve">        area.queue_free()</w:t>
-      </w:r>
-      <w:r>
-        <w:br/>
-        <w:t xml:space="preserve"/>
-      </w:r>
-      <w:r>
-        <w:rPr>
-          <w:rFonts w:ascii="Consolas" w:cs="Consolas" w:eastAsia="Consolas" w:hAnsi="Consolas"/>
-          <w:sz w:val="20"/>
-          <w:szCs w:val="20"/>
-        </w:rPr>
-        <w:t xml:space="preserve">        var explosion = explosion_scene.instantiate()</w:t>
-      </w:r>
-      <w:r>
-        <w:br/>
-        <w:t xml:space="preserve"/>
-      </w:r>
-      <w:r>
-        <w:rPr>
-          <w:rFonts w:ascii="Consolas" w:cs="Consolas" w:eastAsia="Consolas" w:hAnsi="Consolas"/>
-          <w:sz w:val="20"/>
-          <w:szCs w:val="20"/>
-        </w:rPr>
-        <w:t xml:space="preserve">        explosion.global_position = global_position</w:t>
-      </w:r>
-      <w:r>
-        <w:br/>
-        <w:t xml:space="preserve"/>
-      </w:r>
-      <w:r>
-        <w:rPr>
-          <w:rFonts w:ascii="Consolas" w:cs="Consolas" w:eastAsia="Consolas" w:hAnsi="Consolas"/>
-          <w:sz w:val="20"/>
-          <w:szCs w:val="20"/>
-        </w:rPr>
-        <w:t xml:space="preserve">        get_tree().current_scene.add_child(explosion)</w:t>
-      </w:r>
-      <w:r>
-        <w:br/>
-        <w:t xml:space="preserve"/>
-      </w:r>
-      <w:r>
-        <w:rPr>
-          <w:rFonts w:ascii="Consolas" w:cs="Consolas" w:eastAsia="Consolas" w:hAnsi="Consolas"/>
-          <w:sz w:val="20"/>
-          <w:szCs w:val="20"/>
-        </w:rPr>
-        <w:t xml:space="preserve">        texture = FLASH_TEXTURE</w:t>
-      </w:r>
-      <w:r>
-        <w:br/>
-        <w:t xml:space="preserve"/>
-      </w:r>
-      <w:r>
-        <w:rPr>
-          <w:rFonts w:ascii="Consolas" w:cs="Consolas" w:eastAsia="Consolas" w:hAnsi="Consolas"/>
-          <w:sz w:val="20"/>
-          <w:szCs w:val="20"/>
-        </w:rPr>
-        <w:t xml:space="preserve">        destroyed.emit()</w:t>
-      </w:r>
-      <w:r>
-        <w:br/>
-        <w:t xml:space="preserve"/>
-      </w:r>
-      <w:r>
-        <w:rPr>
-          <w:rFonts w:ascii="Consolas" w:cs="Consolas" w:eastAsia="Consolas" w:hAnsi="Consolas"/>
-          <w:sz w:val="20"/>
-          <w:szCs w:val="20"/>
-        </w:rPr>
-        <w:t xml:space="preserve">        await get_tree().create_timer(0.1).timeout</w:t>
-      </w:r>
-      <w:r>
-        <w:br/>
-        <w:t xml:space="preserve"/>
-      </w:r>
-      <w:r>
-        <w:rPr>
-          <w:rFonts w:ascii="Consolas" w:cs="Consolas" w:eastAsia="Consolas" w:hAnsi="Consolas"/>
-          <w:sz w:val="20"/>
-          <w:szCs w:val="20"/>
-        </w:rPr>
-        <w:t xml:space="preserve">        queue_free()</w:t>
-      </w:r>
-    </w:p>
-    <w:p>
-      <w:pPr>
-        <w:pStyle w:val="Heading2"/>
-      </w:pPr>
-      <w:r>
-        <w:t xml:space="preserve">Level 2 - Complete (Alpha/Beta)</w:t>
-      </w:r>
-    </w:p>
-    <w:p>
-      <w:pPr>
-        <w:spacing w:after="160"/>
-      </w:pPr>
-      <w:r>
-        <w:rPr>
           <w:i/>
           <w:iCs/>
+          <w:color w:val="555555"/>
+          <w:sz w:val="18"/>
+          <w:szCs w:val="18"/>
+        </w:rPr>
+        <w:t xml:space="preserve">Highlighted lines are new this week; everything else is code you already have.</w:t>
+      </w:r>
+      <w:r>
+        <w:br/>
+        <w:t xml:space="preserve"/>
+      </w:r>
+      <w:r>
+        <w:rPr>
+          <w:rFonts w:ascii="Consolas" w:cs="Consolas" w:eastAsia="Consolas" w:hAnsi="Consolas"/>
+          <w:sz w:val="20"/>
+          <w:szCs w:val="20"/>
+        </w:rPr>
+        <w:t xml:space="preserve"># Enemy's hit-detection function (revised):</w:t>
+      </w:r>
+      <w:r>
+        <w:br/>
+        <w:t xml:space="preserve"/>
+      </w:r>
+      <w:r>
+        <w:rPr>
+          <w:rFonts w:ascii="Consolas" w:cs="Consolas" w:eastAsia="Consolas" w:hAnsi="Consolas"/>
+          <w:sz w:val="20"/>
+          <w:szCs w:val="20"/>
+          <w:shd w:fill="FFE98A" w:val="clear"/>
+        </w:rPr>
+        <w:t xml:space="preserve">const FLASH_TEXTURE = preload("res://enemy_invader_white.png")</w:t>
+      </w:r>
+      <w:r>
+        <w:br/>
+        <w:t xml:space="preserve"/>
+      </w:r>
+      <w:r>
+        <w:rPr>
+          <w:rFonts w:ascii="Consolas" w:cs="Consolas" w:eastAsia="Consolas" w:hAnsi="Consolas"/>
+          <w:sz w:val="20"/>
+          <w:szCs w:val="20"/>
+        </w:rPr>
+        <w:t xml:space="preserve"/>
+      </w:r>
+      <w:r>
+        <w:br/>
+        <w:t xml:space="preserve"/>
+      </w:r>
+      <w:r>
+        <w:rPr>
+          <w:rFonts w:ascii="Consolas" w:cs="Consolas" w:eastAsia="Consolas" w:hAnsi="Consolas"/>
+          <w:sz w:val="20"/>
+          <w:szCs w:val="20"/>
+        </w:rPr>
+        <w:t xml:space="preserve">func _on_hitbox_area_entered(area):</w:t>
+      </w:r>
+      <w:r>
+        <w:br/>
+        <w:t xml:space="preserve"/>
+      </w:r>
+      <w:r>
+        <w:rPr>
+          <w:rFonts w:ascii="Consolas" w:cs="Consolas" w:eastAsia="Consolas" w:hAnsi="Consolas"/>
+          <w:sz w:val="20"/>
+          <w:szCs w:val="20"/>
+        </w:rPr>
+        <w:t xml:space="preserve">    area.get_parent().queue_free()</w:t>
+      </w:r>
+      <w:r>
+        <w:br/>
+        <w:t xml:space="preserve"/>
+      </w:r>
+      <w:r>
+        <w:rPr>
+          <w:rFonts w:ascii="Consolas" w:cs="Consolas" w:eastAsia="Consolas" w:hAnsi="Consolas"/>
+          <w:sz w:val="20"/>
+          <w:szCs w:val="20"/>
+        </w:rPr>
+        <w:t xml:space="preserve">    $Hitbox.set_deferred("monitoring", false)</w:t>
+      </w:r>
+      <w:r>
+        <w:br/>
+        <w:t xml:space="preserve"/>
+      </w:r>
+      <w:r>
+        <w:rPr>
+          <w:rFonts w:ascii="Consolas" w:cs="Consolas" w:eastAsia="Consolas" w:hAnsi="Consolas"/>
+          <w:sz w:val="20"/>
+          <w:szCs w:val="20"/>
+        </w:rPr>
+        <w:t xml:space="preserve">    $Hit.play()</w:t>
+      </w:r>
+      <w:r>
+        <w:br/>
+        <w:t xml:space="preserve"/>
+      </w:r>
+      <w:r>
+        <w:rPr>
+          <w:rFonts w:ascii="Consolas" w:cs="Consolas" w:eastAsia="Consolas" w:hAnsi="Consolas"/>
+          <w:sz w:val="20"/>
+          <w:szCs w:val="20"/>
+          <w:shd w:fill="FFE98A" w:val="clear"/>
+        </w:rPr>
+        <w:t xml:space="preserve">    var explosion = explosion_scene.instantiate()</w:t>
+      </w:r>
+      <w:r>
+        <w:br/>
+        <w:t xml:space="preserve"/>
+      </w:r>
+      <w:r>
+        <w:rPr>
+          <w:rFonts w:ascii="Consolas" w:cs="Consolas" w:eastAsia="Consolas" w:hAnsi="Consolas"/>
+          <w:sz w:val="20"/>
+          <w:szCs w:val="20"/>
+          <w:shd w:fill="FFE98A" w:val="clear"/>
+        </w:rPr>
+        <w:t xml:space="preserve">    explosion.global_position = global_position</w:t>
+      </w:r>
+      <w:r>
+        <w:br/>
+        <w:t xml:space="preserve"/>
+      </w:r>
+      <w:r>
+        <w:rPr>
+          <w:rFonts w:ascii="Consolas" w:cs="Consolas" w:eastAsia="Consolas" w:hAnsi="Consolas"/>
+          <w:sz w:val="20"/>
+          <w:szCs w:val="20"/>
+          <w:shd w:fill="FFE98A" w:val="clear"/>
+        </w:rPr>
+        <w:t xml:space="preserve">    get_tree().current_scene.add_child(explosion)</w:t>
+      </w:r>
+      <w:r>
+        <w:br/>
+        <w:t xml:space="preserve"/>
+      </w:r>
+      <w:r>
+        <w:rPr>
+          <w:rFonts w:ascii="Consolas" w:cs="Consolas" w:eastAsia="Consolas" w:hAnsi="Consolas"/>
+          <w:sz w:val="20"/>
+          <w:szCs w:val="20"/>
+          <w:shd w:fill="FFE98A" w:val="clear"/>
+        </w:rPr>
+        <w:t xml:space="preserve">    texture = FLASH_TEXTURE</w:t>
+      </w:r>
+      <w:r>
+        <w:br/>
+        <w:t xml:space="preserve"/>
+      </w:r>
+      <w:r>
+        <w:rPr>
+          <w:rFonts w:ascii="Consolas" w:cs="Consolas" w:eastAsia="Consolas" w:hAnsi="Consolas"/>
+          <w:sz w:val="20"/>
+          <w:szCs w:val="20"/>
+        </w:rPr>
+        <w:t xml:space="preserve">    destroyed.emit()</w:t>
+      </w:r>
+      <w:r>
+        <w:br/>
+        <w:t xml:space="preserve"/>
+      </w:r>
+      <w:r>
+        <w:rPr>
+          <w:rFonts w:ascii="Consolas" w:cs="Consolas" w:eastAsia="Consolas" w:hAnsi="Consolas"/>
+          <w:sz w:val="20"/>
+          <w:szCs w:val="20"/>
+          <w:shd w:fill="FFE98A" w:val="clear"/>
+        </w:rPr>
+        <w:t xml:space="preserve">    await get_tree().create_timer(0.1).timeout</w:t>
+      </w:r>
+      <w:r>
+        <w:br/>
+        <w:t xml:space="preserve"/>
+      </w:r>
+      <w:r>
+        <w:rPr>
+          <w:rFonts w:ascii="Consolas" w:cs="Consolas" w:eastAsia="Consolas" w:hAnsi="Consolas"/>
+          <w:sz w:val="20"/>
+          <w:szCs w:val="20"/>
+        </w:rPr>
+        <w:t xml:space="preserve">    queue_free()</w:t>
+      </w:r>
+      <w:r>
+        <w:br/>
+        <w:t xml:space="preserve"/>
+      </w:r>
+      <w:r>
+        <w:rPr>
+          <w:rFonts w:ascii="Consolas" w:cs="Consolas" w:eastAsia="Consolas" w:hAnsi="Consolas"/>
+          <w:sz w:val="20"/>
+          <w:szCs w:val="20"/>
+        </w:rPr>
+        <w:t xml:space="preserve"/>
+      </w:r>
+      <w:r>
+        <w:br/>
+        <w:t xml:space="preserve"/>
+      </w:r>
+      <w:r>
+        <w:rPr>
+          <w:rFonts w:ascii="Consolas" w:cs="Consolas" w:eastAsia="Consolas" w:hAnsi="Consolas"/>
+          <w:sz w:val="20"/>
+          <w:szCs w:val="20"/>
+          <w:shd w:fill="FFE98A" w:val="clear"/>
+        </w:rPr>
+        <w:t xml:space="preserve"># explosion.tscn's own script, attached to its Sprite2D root (NEW):</w:t>
+      </w:r>
+      <w:r>
+        <w:br/>
+        <w:t xml:space="preserve"/>
+      </w:r>
+      <w:r>
+        <w:rPr>
+          <w:rFonts w:ascii="Consolas" w:cs="Consolas" w:eastAsia="Consolas" w:hAnsi="Consolas"/>
+          <w:sz w:val="20"/>
+          <w:szCs w:val="20"/>
+          <w:shd w:fill="FFE98A" w:val="clear"/>
+        </w:rPr>
+        <w:t xml:space="preserve">extends Sprite2D</w:t>
+      </w:r>
+      <w:r>
+        <w:br/>
+        <w:t xml:space="preserve"/>
+      </w:r>
+      <w:r>
+        <w:rPr>
+          <w:rFonts w:ascii="Consolas" w:cs="Consolas" w:eastAsia="Consolas" w:hAnsi="Consolas"/>
+          <w:sz w:val="20"/>
+          <w:szCs w:val="20"/>
+        </w:rPr>
+        <w:t xml:space="preserve"/>
+      </w:r>
+      <w:r>
+        <w:br/>
+        <w:t xml:space="preserve"/>
+      </w:r>
+      <w:r>
+        <w:rPr>
+          <w:rFonts w:ascii="Consolas" w:cs="Consolas" w:eastAsia="Consolas" w:hAnsi="Consolas"/>
+          <w:sz w:val="20"/>
+          <w:szCs w:val="20"/>
+          <w:shd w:fill="FFE98A" w:val="clear"/>
+        </w:rPr>
+        <w:t xml:space="preserve">func _ready():</w:t>
+      </w:r>
+      <w:r>
+        <w:br/>
+        <w:t xml:space="preserve"/>
+      </w:r>
+      <w:r>
+        <w:rPr>
+          <w:rFonts w:ascii="Consolas" w:cs="Consolas" w:eastAsia="Consolas" w:hAnsi="Consolas"/>
+          <w:sz w:val="20"/>
+          <w:szCs w:val="20"/>
+          <w:shd w:fill="FFE98A" w:val="clear"/>
+        </w:rPr>
+        <w:t xml:space="preserve">    $Timer.timeout.connect(_on_timer_timeout)</w:t>
+      </w:r>
+      <w:r>
+        <w:br/>
+        <w:t xml:space="preserve"/>
+      </w:r>
+      <w:r>
+        <w:rPr>
+          <w:rFonts w:ascii="Consolas" w:cs="Consolas" w:eastAsia="Consolas" w:hAnsi="Consolas"/>
+          <w:sz w:val="20"/>
+          <w:szCs w:val="20"/>
+        </w:rPr>
+        <w:t xml:space="preserve"/>
+      </w:r>
+      <w:r>
+        <w:br/>
+        <w:t xml:space="preserve"/>
+      </w:r>
+      <w:r>
+        <w:rPr>
+          <w:rFonts w:ascii="Consolas" w:cs="Consolas" w:eastAsia="Consolas" w:hAnsi="Consolas"/>
+          <w:sz w:val="20"/>
+          <w:szCs w:val="20"/>
+          <w:shd w:fill="FFE98A" w:val="clear"/>
+        </w:rPr>
+        <w:t xml:space="preserve">func _on_timer_timeout():</w:t>
+      </w:r>
+      <w:r>
+        <w:br/>
+        <w:t xml:space="preserve"/>
+      </w:r>
+      <w:r>
+        <w:rPr>
+          <w:rFonts w:ascii="Consolas" w:cs="Consolas" w:eastAsia="Consolas" w:hAnsi="Consolas"/>
+          <w:sz w:val="20"/>
+          <w:szCs w:val="20"/>
+          <w:shd w:fill="FFE98A" w:val="clear"/>
+        </w:rPr>
+        <w:t xml:space="preserve">    queue_free()</w:t>
+      </w:r>
+    </w:p>
+    <w:p>
+      <w:pPr>
+        <w:pStyle w:val="Heading2"/>
+      </w:pPr>
+      <w:r>
+        <w:t xml:space="preserve">Level 2 - Complete (Alpha/Beta)</w:t>
+      </w:r>
+    </w:p>
+    <w:p>
+      <w:pPr>
+        <w:spacing w:after="160"/>
+      </w:pPr>
+      <w:r>
+        <w:rPr>
+          <w:i/>
+          <w:iCs/>
         </w:rPr>
         <w:t xml:space="preserve">The flash and explosion play correctly on every single hit, with no leftover explosions, no enemies stuck mid-flash, and no change to score/lives/wave timing.</w:t>
       </w:r>
@@ -559,6 +718,19 @@
     </w:p>
     <w:p>
       <w:pPr>
+        <w:pStyle w:val="ListParagraph"/>
+        <w:numPr>
+          <w:ilvl w:val="0"/>
+          <w:numId w:val="3"/>
+        </w:numPr>
+        <w:spacing w:after="60"/>
+      </w:pPr>
+      <w:r>
+        <w:t xml:space="preserve">Confirm the hit sound still plays audibly on every hit - $Hit.play() is unchanged and still unawaited, it just isn't explicitly protected from being cut short anymore the way await $Hit.finished used to protect it.</w:t>
+      </w:r>
+    </w:p>
+    <w:p>
+      <w:pPr>
         <w:pStyle w:val="Heading2"/>
       </w:pPr>
       <w:r>
@@ -661,7 +833,33 @@
         <w:spacing w:after="60"/>
       </w:pPr>
       <w:r>
-        <w:t xml:space="preserve">Two hits on the same enemy cause an error: confirm area.queue_free() (the bullet) happens before the await, so a second bullet can't re-trigger this same function on an enemy already mid-flash.</w:t>
+        <w:t xml:space="preserve">Explosions appear but never disappear, piling up on screen: two separate things can cause this, and it's worth checking both. First, confirm the Timer's Autostart is actually turned ON in the Inspector - Wait Time and One Shot alone don't start the countdown, and a Timer that never starts never fires timeout. Second, confirm explosion.tscn's own root node (the Sprite2D) actually has its own script attached, with a _ready() that connects $Timer.timeout to a function calling queue_free() - this is a NEW, separate script from enemy.gd; enemy.gd only ever spawns the explosion and has no way to reach into it and clean it up later. Also double-check the Timer is a DIRECT CHILD of the script's own node (not nested under some other wrapper node) - $Timer only finds a direct child, not a grandchild.</w:t>
+      </w:r>
+    </w:p>
+    <w:p>
+      <w:pPr>
+        <w:pStyle w:val="ListParagraph"/>
+        <w:numPr>
+          <w:ilvl w:val="0"/>
+          <w:numId w:val="3"/>
+        </w:numPr>
+        <w:spacing w:after="60"/>
+      </w:pPr>
+      <w:r>
+        <w:t xml:space="preserve">Two hits on the same enemy cause an error: confirm area.get_parent().queue_free() (the bullet) and $Hitbox.set_deferred("monitoring", false) both happen immediately, before the await, so a second overlapping bullet can't re-trigger this same function on an enemy already mid-flash.</w:t>
+      </w:r>
+    </w:p>
+    <w:p>
+      <w:pPr>
+        <w:pStyle w:val="ListParagraph"/>
+        <w:numPr>
+          <w:ilvl w:val="0"/>
+          <w:numId w:val="3"/>
+        </w:numPr>
+        <w:spacing w:after="60"/>
+      </w:pPr>
+      <w:r>
+        <w:t xml:space="preserve">Enemy never actually disappears, even though it flashes correctly: this almost always means area.queue_free() was called instead of area.get_parent().queue_free() somewhere - area IS the bullet's own Hitbox child node, not the Bullet scene's root, so destroying only the Hitbox leaves the actual Bullet (sprite, movement, everything) still alive on screen, just no longer able to detect collisions.</w:t>
       </w:r>
     </w:p>
     <w:p>
